--- a/downloads/DOMMMA_COMPLETE_HANDOVER_GUIDE.docx
+++ b/downloads/DOMMMA_COMPLETE_HANDOVER_GUIDE.docx
@@ -13,7 +13,7 @@
     </w:p>
     <w:p>
       <w:r>
-        <w:t>Version: 1.0 | Created: March 12, 2026 | Website: https://dommma.com</w:t>
+        <w:t>Version: 1.1 | Updated: March 12, 2026 | Website: https://dommma.com</w:t>
       </w:r>
     </w:p>
     <w:p/>
@@ -57,7 +57,7 @@
         <w:br/>
         <w:t>• Database: MongoDB Atlas</w:t>
         <w:br/>
-        <w:t>• Hosting: AWS EC2</w:t>
+        <w:t>• Hosting: AWS EC2 (IP: 35.182.109.198)</w:t>
         <w:br/>
         <w:t>• Domain: GoDaddy (dommma.com)</w:t>
         <w:br/>
@@ -75,34 +75,83 @@
         <w:pStyle w:val="Heading1"/>
       </w:pPr>
       <w:r>
-        <w:t>2. ARCHITECTURE OVERVIEW</w:t>
+        <w:t>2. ADMIN CREDENTIALS &amp; TOOLS</w:t>
       </w:r>
     </w:p>
     <w:p>
       <w:r>
-        <w:t>The system consists of:</w:t>
+        <w:t>IMPORTANT ADMIN INFORMATION:</w:t>
       </w:r>
     </w:p>
     <w:p>
       <w:r>
-        <w:t>1. AWS EC2 Server (Ubuntu) - IP: 35.182.109.198</w:t>
+        <w:t>Admin Email: rgoswami@dommma.com</w:t>
         <w:br/>
-        <w:t xml:space="preserve">   • Nginx (Web Server) - Handles HTTPS/SSL, routes traffic</w:t>
+        <w:t>Contact Form Email: support@dommma.com</w:t>
         <w:br/>
-        <w:t xml:space="preserve">   • Frontend (React App) - User interface, served as static files</w:t>
-        <w:br/>
-        <w:t xml:space="preserve">   • Backend (FastAPI Server) - API endpoints, business logic</w:t>
+        <w:t>Admin Secret Key: pray1234</w:t>
       </w:r>
     </w:p>
     <w:p>
       <w:r>
-        <w:t>2. External Services:</w:t>
+        <w:t>═══════════════════════════════════════════════════════════════</w:t>
+      </w:r>
+    </w:p>
+    <w:p>
+      <w:r>
+        <w:t>ADMIN API ENDPOINTS (Open these URLs in your browser):</w:t>
+      </w:r>
+    </w:p>
+    <w:p>
+      <w:r>
+        <w:t>1. VIEW DATABASE STATISTICS</w:t>
         <w:br/>
-        <w:t xml:space="preserve">   • MongoDB Atlas - Cloud database storing all data</w:t>
+        <w:t xml:space="preserve">   See counts of users, listings, messages, etc:</w:t>
         <w:br/>
-        <w:t xml:space="preserve">   • Cloudflare R2 - File storage for images and documents</w:t>
+        <w:t xml:space="preserve">   https://dommma.com/api/admin/database-stats?admin_key=pray1234</w:t>
+      </w:r>
+    </w:p>
+    <w:p>
+      <w:r>
+        <w:t>2. VIEW CONTACT FORM MESSAGES</w:t>
         <w:br/>
-        <w:t xml:space="preserve">   • Third-Party APIs - Anthropic (AI), Stripe (Payments), Resend (Emails), Google Maps</w:t>
+        <w:t xml:space="preserve">   See all messages from the contact form:</w:t>
+        <w:br/>
+        <w:t xml:space="preserve">   https://dommma.com/api/admin/contact-messages</w:t>
+      </w:r>
+    </w:p>
+    <w:p>
+      <w:r>
+        <w:t>3. CLEAR TEST DATA (USE WITH CAUTION!)</w:t>
+        <w:br/>
+        <w:t xml:space="preserve">   </w:t>
+        <w:br/>
+        <w:t xml:space="preserve">   Delete test listings only (keeps users):</w:t>
+        <w:br/>
+        <w:t xml:space="preserve">   https://dommma.com/api/admin/clear-test-data?admin_key=pray1234&amp;clear_users=false&amp;clear_listings=true</w:t>
+        <w:br/>
+        <w:t xml:space="preserve">   </w:t>
+        <w:br/>
+        <w:t xml:space="preserve">   Delete EVERYTHING (full database reset):</w:t>
+        <w:br/>
+        <w:t xml:space="preserve">   https://dommma.com/api/admin/clear-test-data?admin_key=pray1234&amp;clear_users=true&amp;clear_listings=true&amp;clear_applications=true&amp;clear_messages=true&amp;clear_documents=true&amp;clear_jobs=true</w:t>
+      </w:r>
+    </w:p>
+    <w:p>
+      <w:r>
+        <w:t>Clear Data Options:</w:t>
+        <w:br/>
+        <w:t>• clear_users=true → Deletes all user accounts (careful!)</w:t>
+        <w:br/>
+        <w:t>• clear_listings=true → Deletes all property listings</w:t>
+        <w:br/>
+        <w:t>• clear_applications=true → Deletes rental &amp; financing applications</w:t>
+        <w:br/>
+        <w:t>• clear_messages=true → Deletes chat &amp; contact messages</w:t>
+        <w:br/>
+        <w:t>• clear_documents=true → Deletes e-sign documents</w:t>
+        <w:br/>
+        <w:t>• clear_jobs=true → Deletes contractor job posts</w:t>
       </w:r>
     </w:p>
     <w:p>
@@ -110,130 +159,25 @@
         <w:pStyle w:val="Heading1"/>
       </w:pPr>
       <w:r>
-        <w:t>3. ACCOUNT ACCESS &amp; CREDENTIALS</w:t>
-      </w:r>
-    </w:p>
-    <w:p>
-      <w:r>
-        <w:t>CRITICAL: Keep these credentials secure!</w:t>
-      </w:r>
-    </w:p>
-    <w:p>
-      <w:r>
-        <w:t>Service Accounts Needed:</w:t>
-        <w:br/>
-        <w:t>• GitHub - github.com (Code repository)</w:t>
-        <w:br/>
-        <w:t>• AWS Console - aws.amazon.com (Hosting)</w:t>
-        <w:br/>
-        <w:t>• GoDaddy - godaddy.com (Domain)</w:t>
-        <w:br/>
-        <w:t>• MongoDB Atlas - cloud.mongodb.com (Database)</w:t>
-        <w:br/>
-        <w:t>• Cloudflare - dash.cloudflare.com (File storage)</w:t>
-        <w:br/>
-        <w:t>• Stripe - dashboard.stripe.com (Payments)</w:t>
-        <w:br/>
-        <w:t>• Resend - resend.com (Emails)</w:t>
-        <w:br/>
-        <w:t>• Anthropic - console.anthropic.com (AI)</w:t>
-      </w:r>
-    </w:p>
-    <w:p>
-      <w:r>
-        <w:t>SSH Key File:</w:t>
-        <w:br/>
-        <w:t>The 'dommma-key.pem' file is required to access the EC2 server.</w:t>
-        <w:br/>
-        <w:t>NEVER share this file publicly or commit it to GitHub.</w:t>
-      </w:r>
-    </w:p>
-    <w:p>
-      <w:pPr>
-        <w:pStyle w:val="Heading1"/>
-      </w:pPr>
-      <w:r>
-        <w:t>4. GITHUB REPOSITORY</w:t>
-      </w:r>
-    </w:p>
-    <w:p>
-      <w:r>
-        <w:t>Repository: https://github.com/Candour-Realty/Dommma_v2_2026</w:t>
-        <w:br/>
-        <w:t>Branch: main (Private repository)</w:t>
-      </w:r>
-    </w:p>
-    <w:p>
-      <w:r>
-        <w:t>Folder Structure:</w:t>
-        <w:br/>
-        <w:t>• backend/ - Python server code (server.py is the main file)</w:t>
-        <w:br/>
-        <w:t>• frontend/ - React website code</w:t>
-        <w:br/>
-        <w:t>• frontend/src/pages/ - All website pages</w:t>
-        <w:br/>
-        <w:t>• frontend/src/components/ - Reusable UI components</w:t>
-      </w:r>
-    </w:p>
-    <w:p>
-      <w:pPr>
-        <w:pStyle w:val="Heading1"/>
-      </w:pPr>
-      <w:r>
-        <w:t>5. DOMAIN MANAGEMENT (GODADDY)</w:t>
-      </w:r>
-    </w:p>
-    <w:p>
-      <w:r>
-        <w:t>Domain: dommma.com</w:t>
-        <w:br/>
-        <w:t>Registrar: GoDaddy</w:t>
-        <w:br/>
-        <w:t>DNS Management: AWS Route 53</w:t>
-      </w:r>
-    </w:p>
-    <w:p>
-      <w:r>
-        <w:t>To Renew Domain:</w:t>
-        <w:br/>
-        <w:t>1. Log in to GoDaddy (godaddy.com)</w:t>
-        <w:br/>
-        <w:t>2. Go to "My Products" &gt; "Domains"</w:t>
-        <w:br/>
-        <w:t>3. Find dommma.com</w:t>
-        <w:br/>
-        <w:t>4. Click "Renew" before expiration</w:t>
-        <w:br/>
-        <w:t>5. Pay for renewal (~$15-20/year)</w:t>
-      </w:r>
-    </w:p>
-    <w:p>
-      <w:pPr>
-        <w:pStyle w:val="Heading1"/>
-      </w:pPr>
-      <w:r>
-        <w:t>6. AWS HOSTING (EC2)</w:t>
+        <w:t>3. SERVER ACCESS (SSH)</w:t>
       </w:r>
     </w:p>
     <w:p>
       <w:r>
         <w:t>Server Details:</w:t>
         <w:br/>
-        <w:t>• Cloud Provider: Amazon Web Services (AWS)</w:t>
+        <w:t>• Cloud: Amazon Web Services (AWS)</w:t>
         <w:br/>
-        <w:t>• Region: Canada (Central) - ca-central-1</w:t>
+        <w:t>• Region: Canada (Central)</w:t>
         <w:br/>
-        <w:t>• Instance Type: t3.small</w:t>
+        <w:t>• Instance: t3.small Ubuntu 24.04</w:t>
         <w:br/>
-        <w:t>• Operating System: Ubuntu 24.04 LTS</w:t>
-        <w:br/>
-        <w:t>• Public IP: 35.182.109.198</w:t>
+        <w:t>• IP Address: 35.182.109.198</w:t>
       </w:r>
     </w:p>
     <w:p>
       <w:r>
-        <w:t>How to Connect (SSH):</w:t>
+        <w:t>How to Connect:</w:t>
       </w:r>
     </w:p>
     <w:p>
@@ -254,15 +198,7 @@
     </w:p>
     <w:p>
       <w:r>
-        <w:t>Server Paths:</w:t>
-        <w:br/>
-        <w:t>• Application: /home/ubuntu/dommma/</w:t>
-        <w:br/>
-        <w:t>• Nginx Config: /etc/nginx/sites-available/dommma</w:t>
-        <w:br/>
-        <w:t>• Nginx Logs: /var/log/nginx/</w:t>
-        <w:br/>
-        <w:t>• Backend Logs: /home/ubuntu/.pm2/logs/</w:t>
+        <w:t>IMPORTANT: The dommma-key.pem file is required. Keep it secure!</w:t>
       </w:r>
     </w:p>
     <w:p>
@@ -270,12 +206,37 @@
         <w:pStyle w:val="Heading1"/>
       </w:pPr>
       <w:r>
-        <w:t>7. HOW TO UPDATE THE WEBSITE</w:t>
+        <w:t>4. HOW TO UPDATE THE WEBSITE</w:t>
       </w:r>
     </w:p>
     <w:p>
       <w:r>
-        <w:t>Step-by-Step Update Process:</w:t>
+        <w:t>AUTOMATIC DEPLOYMENT (Recommended):</w:t>
+        <w:br/>
+        <w:t>GitHub Actions is configured. Any code pushed to GitHub automatically deploys to the live site in ~2 minutes.</w:t>
+      </w:r>
+    </w:p>
+    <w:p>
+      <w:r>
+        <w:t>Workflow:</w:t>
+        <w:br/>
+        <w:t>1. Make code changes (via Emergent or directly on GitHub)</w:t>
+        <w:br/>
+        <w:t>2. Push/Save to GitHub</w:t>
+        <w:br/>
+        <w:t>3. Wait 2 minutes</w:t>
+        <w:br/>
+        <w:t>4. Website is updated!</w:t>
+      </w:r>
+    </w:p>
+    <w:p>
+      <w:r>
+        <w:t>═══════════════════════════════════════════════════════════════</w:t>
+      </w:r>
+    </w:p>
+    <w:p>
+      <w:r>
+        <w:t>MANUAL DEPLOYMENT (If needed):</w:t>
       </w:r>
     </w:p>
     <w:p>
@@ -287,49 +248,14 @@
     </w:p>
     <w:p>
       <w:r>
-        <w:t>2. Navigate to Project:</w:t>
+        <w:t>2. Run Full Deploy Command:</w:t>
         <w:br/>
-        <w:t xml:space="preserve">   cd /home/ubuntu/dommma</w:t>
+        <w:t xml:space="preserve">   cd /home/ubuntu/dommma &amp;&amp; git pull origin main &amp;&amp; source backend/venv/bin/activate &amp;&amp; pip install -r backend/requirements.txt &amp;&amp; pm2 restart dommma-backend &amp;&amp; cd frontend &amp;&amp; yarn install &amp;&amp; sudo chown -R ubuntu:ubuntu build/ &amp;&amp; yarn build &amp;&amp; sudo chown -R www-data:www-data build/ &amp;&amp; sudo chmod -R 755 build/ &amp;&amp; sudo systemctl restart nginx</w:t>
       </w:r>
     </w:p>
     <w:p>
       <w:r>
-        <w:t>3. Pull Latest Code:</w:t>
-        <w:br/>
-        <w:t xml:space="preserve">   git pull origin main</w:t>
-      </w:r>
-    </w:p>
-    <w:p>
-      <w:r>
-        <w:t>4. If Backend Changed:</w:t>
-        <w:br/>
-        <w:t xml:space="preserve">   source backend/venv/bin/activate</w:t>
-        <w:br/>
-        <w:t xml:space="preserve">   pip install -r backend/requirements.txt</w:t>
-        <w:br/>
-        <w:t xml:space="preserve">   pm2 restart dommma-backend</w:t>
-      </w:r>
-    </w:p>
-    <w:p>
-      <w:r>
-        <w:t>5. If Frontend Changed:</w:t>
-        <w:br/>
-        <w:t xml:space="preserve">   cd frontend</w:t>
-        <w:br/>
-        <w:t xml:space="preserve">   yarn install</w:t>
-        <w:br/>
-        <w:t xml:space="preserve">   yarn build</w:t>
-        <w:br/>
-        <w:t xml:space="preserve">   sudo chown -R www-data:www-data build/</w:t>
-        <w:br/>
-        <w:t xml:space="preserve">   sudo chmod -R 755 build/</w:t>
-        <w:br/>
-        <w:t xml:space="preserve">   sudo systemctl restart nginx</w:t>
-      </w:r>
-    </w:p>
-    <w:p>
-      <w:r>
-        <w:t>6. Verify Update:</w:t>
+        <w:t>3. Verify:</w:t>
         <w:br/>
         <w:t xml:space="preserve">   Open https://dommma.com and hard refresh (Ctrl+Shift+R)</w:t>
       </w:r>
@@ -339,53 +265,27 @@
         <w:pStyle w:val="Heading1"/>
       </w:pPr>
       <w:r>
-        <w:t>8. TROUBLESHOOTING GUIDE</w:t>
+        <w:t>5. GITHUB REPOSITORY</w:t>
       </w:r>
     </w:p>
     <w:p>
       <w:r>
-        <w:t>Website Shows Blank White Page:</w:t>
+        <w:t>Repository: https://github.com/Candour-Realty/Dommma_v2_2026</w:t>
         <w:br/>
-        <w:t>• Check browser console (F12 &gt; Console)</w:t>
-        <w:br/>
-        <w:t>• Verify frontend/.env has REACT_APP_BACKEND_URL=https://dommma.com</w:t>
-        <w:br/>
-        <w:t>• Rebuild frontend and restart Nginx</w:t>
+        <w:t>Branch: main (Private repository)</w:t>
       </w:r>
     </w:p>
     <w:p>
       <w:r>
-        <w:t>"502 Bad Gateway" Error:</w:t>
+        <w:t>Key Folders:</w:t>
         <w:br/>
-        <w:t>• Backend server not running</w:t>
+        <w:t>• backend/ → Python server code (server.py is main file)</w:t>
         <w:br/>
-        <w:t>• Run: pm2 status</w:t>
+        <w:t>• frontend/src/pages/ → Website pages</w:t>
         <w:br/>
-        <w:t>• If stopped: pm2 restart dommma-backend</w:t>
+        <w:t>• frontend/src/components/ → Reusable UI components</w:t>
         <w:br/>
-        <w:t>• Check logs: pm2 logs dommma-backend</w:t>
-      </w:r>
-    </w:p>
-    <w:p>
-      <w:r>
-        <w:t>Permission Denied Errors:</w:t>
-        <w:br/>
-        <w:t>• sudo chown -R www-data:www-data /home/ubuntu/dommma/frontend/build/</w:t>
-        <w:br/>
-        <w:t>• sudo chmod -R 755 /home/ubuntu/dommma/frontend/build/</w:t>
-        <w:br/>
-        <w:t>• sudo systemctl restart nginx</w:t>
-      </w:r>
-    </w:p>
-    <w:p>
-      <w:r>
-        <w:t>Cannot Connect via SSH:</w:t>
-        <w:br/>
-        <w:t>• Verify IP address in AWS Console</w:t>
-        <w:br/>
-        <w:t>• Check key file permissions: chmod 400 dommma-key.pem</w:t>
-        <w:br/>
-        <w:t>• Verify Security Group allows port 22</w:t>
+        <w:t>• .github/workflows/ → Auto-deployment configuration</w:t>
       </w:r>
     </w:p>
     <w:p>
@@ -393,13 +293,111 @@
         <w:pStyle w:val="Heading1"/>
       </w:pPr>
       <w:r>
-        <w:t>9. COSTS &amp; BILLING</w:t>
+        <w:t>6. TROUBLESHOOTING</w:t>
       </w:r>
     </w:p>
     <w:p>
       <w:r>
-        <w:t>Monthly Estimated Costs:</w:t>
+        <w:t>WEBSITE SHOWS BLANK WHITE PAGE:</w:t>
         <w:br/>
+        <w:t>1. Check browser console (F12 → Console)</w:t>
+        <w:br/>
+        <w:t>2. SSH to server and verify frontend .env exists:</w:t>
+        <w:br/>
+        <w:t xml:space="preserve">   cat /home/ubuntu/dommma/frontend/.env</w:t>
+        <w:br/>
+        <w:t>3. If missing, create it:</w:t>
+        <w:br/>
+        <w:t xml:space="preserve">   echo "REACT_APP_BACKEND_URL=https://dommma.com" &gt; /home/ubuntu/dommma/frontend/.env</w:t>
+        <w:br/>
+        <w:t>4. Rebuild: cd frontend &amp;&amp; yarn build</w:t>
+        <w:br/>
+        <w:t>5. Fix permissions: sudo chown -R www-data:www-data build/</w:t>
+        <w:br/>
+        <w:t>6. Restart: sudo systemctl restart nginx</w:t>
+      </w:r>
+    </w:p>
+    <w:p>
+      <w:r>
+        <w:t>"502 BAD GATEWAY" ERROR:</w:t>
+        <w:br/>
+        <w:t>1. Check backend status: pm2 status</w:t>
+        <w:br/>
+        <w:t>2. If stopped: pm2 restart dommma-backend</w:t>
+        <w:br/>
+        <w:t>3. Check logs: pm2 logs dommma-backend --lines 50</w:t>
+      </w:r>
+    </w:p>
+    <w:p>
+      <w:r>
+        <w:t>PERMISSION DENIED ERRORS:</w:t>
+        <w:br/>
+        <w:t xml:space="preserve">  sudo chown -R www-data:www-data /home/ubuntu/dommma/frontend/build/</w:t>
+        <w:br/>
+        <w:t xml:space="preserve">  sudo chmod -R 755 /home/ubuntu/dommma/frontend/build/</w:t>
+        <w:br/>
+        <w:t xml:space="preserve">  sudo systemctl restart nginx</w:t>
+      </w:r>
+    </w:p>
+    <w:p>
+      <w:pPr>
+        <w:pStyle w:val="Heading1"/>
+      </w:pPr>
+      <w:r>
+        <w:t>7. KEY COMMANDS REFERENCE</w:t>
+      </w:r>
+    </w:p>
+    <w:p>
+      <w:r>
+        <w:t>SERVER CONNECTION:</w:t>
+        <w:br/>
+        <w:t xml:space="preserve">  ssh -i dommma-key.pem ubuntu@35.182.109.198</w:t>
+      </w:r>
+    </w:p>
+    <w:p>
+      <w:r>
+        <w:t>CHECK SERVICE STATUS:</w:t>
+        <w:br/>
+        <w:t xml:space="preserve">  sudo systemctl status nginx</w:t>
+        <w:br/>
+        <w:t xml:space="preserve">  pm2 status</w:t>
+      </w:r>
+    </w:p>
+    <w:p>
+      <w:r>
+        <w:t>RESTART SERVICES:</w:t>
+        <w:br/>
+        <w:t xml:space="preserve">  sudo systemctl restart nginx</w:t>
+        <w:br/>
+        <w:t xml:space="preserve">  pm2 restart dommma-backend</w:t>
+      </w:r>
+    </w:p>
+    <w:p>
+      <w:r>
+        <w:t>VIEW LOGS:</w:t>
+        <w:br/>
+        <w:t xml:space="preserve">  sudo tail -50 /var/log/nginx/error.log</w:t>
+        <w:br/>
+        <w:t xml:space="preserve">  pm2 logs dommma-backend --lines 100</w:t>
+      </w:r>
+    </w:p>
+    <w:p>
+      <w:r>
+        <w:t>FULL DEPLOYMENT:</w:t>
+        <w:br/>
+        <w:t xml:space="preserve">  cd /home/ubuntu/dommma &amp;&amp; git pull origin main &amp;&amp; source backend/venv/bin/activate &amp;&amp; pip install -r backend/requirements.txt &amp;&amp; pm2 restart dommma-backend &amp;&amp; cd frontend &amp;&amp; yarn install &amp;&amp; sudo chown -R ubuntu:ubuntu build/ &amp;&amp; yarn build &amp;&amp; sudo chown -R www-data:www-data build/ &amp;&amp; sudo chmod -R 755 build/ &amp;&amp; sudo systemctl restart nginx</w:t>
+      </w:r>
+    </w:p>
+    <w:p>
+      <w:pPr>
+        <w:pStyle w:val="Heading1"/>
+      </w:pPr>
+      <w:r>
+        <w:t>8. COSTS &amp; BILLING (Estimated Monthly)</w:t>
+      </w:r>
+    </w:p>
+    <w:p>
+      <w:r>
         <w:t>• AWS EC2 (t3.small): ~$15-20/month</w:t>
         <w:br/>
         <w:t>• AWS Data Transfer: ~$5-10/month</w:t>
@@ -410,7 +408,7 @@
         <w:br/>
         <w:t>• Domain (GoDaddy): ~$15-20/year</w:t>
         <w:br/>
-        <w:t>• Anthropic (AI): Variable (~$20-50/month)</w:t>
+        <w:t>• Anthropic (AI): ~$20-50/month (usage based)</w:t>
         <w:br/>
         <w:t>• Stripe: 2.9% + $0.30 per transaction</w:t>
         <w:br/>
@@ -421,7 +419,7 @@
     </w:p>
     <w:p>
       <w:r>
-        <w:t>Total Estimated: ~$50-100/month (varies with usage)</w:t>
+        <w:t>TOTAL ESTIMATED: ~$50-100/month (varies with usage)</w:t>
       </w:r>
     </w:p>
     <w:p>
@@ -429,62 +427,30 @@
         <w:pStyle w:val="Heading1"/>
       </w:pPr>
       <w:r>
-        <w:t>10. KEY COMMANDS REFERENCE</w:t>
+        <w:t>9. THIRD-PARTY SERVICE LOGINS</w:t>
       </w:r>
     </w:p>
     <w:p>
       <w:r>
-        <w:t>Server Connection:</w:t>
+        <w:t>| Service | Login URL | Purpose |</w:t>
         <w:br/>
-        <w:t xml:space="preserve">  ssh -i dommma-key.pem ubuntu@35.182.109.198</w:t>
-      </w:r>
-    </w:p>
-    <w:p>
-      <w:r>
-        <w:t>Service Status:</w:t>
+        <w:t>|---------|-----------|---------|</w:t>
         <w:br/>
-        <w:t xml:space="preserve">  sudo systemctl status nginx</w:t>
+        <w:t>| GitHub | github.com | Code repository |</w:t>
         <w:br/>
-        <w:t xml:space="preserve">  pm2 status</w:t>
-      </w:r>
-    </w:p>
-    <w:p>
-      <w:r>
-        <w:t>Restart Services:</w:t>
+        <w:t>| AWS | aws.amazon.com | Hosting |</w:t>
         <w:br/>
-        <w:t xml:space="preserve">  sudo systemctl restart nginx</w:t>
+        <w:t>| GoDaddy | godaddy.com | Domain |</w:t>
         <w:br/>
-        <w:t xml:space="preserve">  pm2 restart dommma-backend</w:t>
-      </w:r>
-    </w:p>
-    <w:p>
-      <w:r>
-        <w:t>View Logs:</w:t>
+        <w:t>| MongoDB Atlas | cloud.mongodb.com | Database |</w:t>
         <w:br/>
-        <w:t xml:space="preserve">  sudo tail -50 /var/log/nginx/error.log</w:t>
+        <w:t>| Cloudflare | dash.cloudflare.com | File storage |</w:t>
         <w:br/>
-        <w:t xml:space="preserve">  pm2 logs dommma-backend --lines 100</w:t>
-      </w:r>
-    </w:p>
-    <w:p>
-      <w:r>
-        <w:t>Full Deployment:</w:t>
+        <w:t>| Stripe | dashboard.stripe.com | Payments |</w:t>
         <w:br/>
-        <w:t xml:space="preserve">  cd /home/ubuntu/dommma &amp;&amp; git pull origin main &amp;&amp; \</w:t>
+        <w:t>| Resend | resend.com | Emails |</w:t>
         <w:br/>
-        <w:t xml:space="preserve">  source backend/venv/bin/activate &amp;&amp; \</w:t>
-        <w:br/>
-        <w:t xml:space="preserve">  pip install -r backend/requirements.txt &amp;&amp; \</w:t>
-        <w:br/>
-        <w:t xml:space="preserve">  pm2 restart dommma-backend &amp;&amp; \</w:t>
-        <w:br/>
-        <w:t xml:space="preserve">  cd frontend &amp;&amp; yarn install &amp;&amp; yarn build &amp;&amp; \</w:t>
-        <w:br/>
-        <w:t xml:space="preserve">  sudo chown -R www-data:www-data build/ &amp;&amp; \</w:t>
-        <w:br/>
-        <w:t xml:space="preserve">  sudo chmod -R 755 build/ &amp;&amp; \</w:t>
-        <w:br/>
-        <w:t xml:space="preserve">  sudo systemctl restart nginx</w:t>
+        <w:t>| Anthropic | console.anthropic.com | AI |</w:t>
       </w:r>
     </w:p>
     <w:p>
@@ -492,88 +458,35 @@
         <w:pStyle w:val="Heading1"/>
       </w:pPr>
       <w:r>
-        <w:t>11. SECURITY BEST PRACTICES</w:t>
+        <w:t>10. SECURITY REMINDERS</w:t>
       </w:r>
     </w:p>
     <w:p>
       <w:r>
         <w:t>DO:</w:t>
         <w:br/>
-        <w:t>• Keep .pem file secure</w:t>
+        <w:t>✓ Keep .pem file secure</w:t>
         <w:br/>
-        <w:t>• Rotate API keys periodically</w:t>
+        <w:t>✓ Rotate API keys periodically</w:t>
         <w:br/>
-        <w:t>• Use strong passwords</w:t>
+        <w:t>✓ Use strong passwords</w:t>
         <w:br/>
-        <w:t>• Enable 2FA on all accounts</w:t>
+        <w:t>✓ Enable 2FA on all accounts</w:t>
         <w:br/>
-        <w:t>• Keep software updated</w:t>
+        <w:t>✓ Keep server software updated</w:t>
       </w:r>
     </w:p>
     <w:p>
       <w:r>
         <w:t>DON'T:</w:t>
         <w:br/>
-        <w:t>• Commit .env files to GitHub</w:t>
+        <w:t>✗ Commit .env files to GitHub</w:t>
         <w:br/>
-        <w:t>• Share credentials via email or chat</w:t>
+        <w:t>✗ Share credentials via email/chat</w:t>
         <w:br/>
-        <w:t>• Use same password for multiple services</w:t>
+        <w:t>✗ Use same password everywhere</w:t>
         <w:br/>
-        <w:t>• Leave SSH keys in public locations</w:t>
-      </w:r>
-    </w:p>
-    <w:p>
-      <w:r>
-        <w:t>Monthly Security Checklist:</w:t>
-        <w:br/>
-        <w:t>☐ Review AWS billing for anomalies</w:t>
-        <w:br/>
-        <w:t>☐ Check MongoDB Atlas access logs</w:t>
-        <w:br/>
-        <w:t>☐ Update server packages</w:t>
-        <w:br/>
-        <w:t>☐ Review GitHub access permissions</w:t>
-        <w:br/>
-        <w:t>☐ Test backup restoration</w:t>
-      </w:r>
-    </w:p>
-    <w:p>
-      <w:pPr>
-        <w:pStyle w:val="Heading1"/>
-      </w:pPr>
-      <w:r>
-        <w:t>12. ENVIRONMENT VARIABLES</w:t>
-      </w:r>
-    </w:p>
-    <w:p>
-      <w:r>
-        <w:t>Backend .env (at /home/ubuntu/dommma/backend/.env):</w:t>
-        <w:br/>
-        <w:t xml:space="preserve">  MONGO_URL=mongodb+srv://...</w:t>
-        <w:br/>
-        <w:t xml:space="preserve">  DB_NAME=dommma</w:t>
-        <w:br/>
-        <w:t xml:space="preserve">  ANTHROPIC_API_KEY=sk-ant-xxx</w:t>
-        <w:br/>
-        <w:t xml:space="preserve">  STRIPE_API_KEY=sk_live_xxx</w:t>
-        <w:br/>
-        <w:t xml:space="preserve">  RESEND_API_KEY=re_xxx</w:t>
-        <w:br/>
-        <w:t xml:space="preserve">  R2_ACCOUNT_ID=xxx</w:t>
-        <w:br/>
-        <w:t xml:space="preserve">  R2_ACCESS_KEY=xxx</w:t>
-        <w:br/>
-        <w:t xml:space="preserve">  R2_SECRET_KEY=xxx</w:t>
-      </w:r>
-    </w:p>
-    <w:p>
-      <w:r>
-        <w:t>Frontend .env (at /home/ubuntu/dommma/frontend/.env):</w:t>
-        <w:br/>
-        <w:t xml:space="preserve">  REACT_APP_BACKEND_URL=https://dommma.com</w:t>
-        <w:br/>
-        <w:t xml:space="preserve">  REACT_APP_GOOGLE_MAPS_KEY=AIzaSyxxx</w:t>
+        <w:t>✗ Leave SSH keys in public locations</w:t>
       </w:r>
     </w:p>
     <w:p>
@@ -596,7 +509,7 @@
     </w:p>
     <w:p>
       <w:r>
-        <w:t>Document Version: 1.0</w:t>
+        <w:t>Document Version: 1.1</w:t>
       </w:r>
     </w:p>
     <w:sectPr>
